--- a/docs/顧問向けマニュアル.docx
+++ b/docs/顧問向けマニュアル.docx
@@ -795,6 +795,18 @@
         <w:t>名前・学年・権限・技術ランク（E級〜S級）・幹部の表示。「名前で検索...」で絞り込めます</w:t>
       </w:r>
     </w:p>
+    <w:p>
+      <w:pPr>
+        <w:pStyle w:val="ListBullet"/>
+        <w:ind w:left="283"/>
+      </w:pPr>
+      <w:r>
+        <w:rPr>
+          <w:sz w:val="21"/>
+        </w:rPr>
+        <w:t>イエロー・レッドカードの枚数。押すと内訳（理由・対象の練習日）が開きます（閲覧のみ）。レッドカードのある人は一番上に並びます</w:t>
+      </w:r>
+    </w:p>
     <w:p/>
     <w:p>
       <w:pPr>
